--- a/zhs/docx/082.content.docx
+++ b/zhs/docx/082.content.docx
@@ -19,7 +19,7 @@
         <w:rPr>
           <w:lang w:val="zh_CN" w:bidi="zh_CN"/>
         </w:rPr>
-        <w:t>Resource: 关键词 (SRV)</w:t>
+        <w:t>Resource: Familiarization, Internalization, Articulation (Fia) Terms</w:t>
       </w:r>
       <w:r>
         <w:rPr>
@@ -39,42 +39,61 @@
           <w:b/>
           <w:lang w:val="zh_CN" w:bidi="zh_CN"/>
         </w:rPr>
-        <w:t>Familiarization, Internalization, Articulation (FIA) Key Terms</w:t>
-      </w:r>
-      <w:r>
-        <w:rPr>
-          <w:lang w:val="zh_CN" w:bidi="zh_CN"/>
-        </w:rPr>
-        <w:t xml:space="preserve"> © 2023 SRV Partners Released under CC BY-SA 4.0 license. </w:t>
-      </w:r>
-      <w:r>
-        <w:rPr>
-          <w:lang w:val="zh_CN" w:bidi="zh_CN"/>
-        </w:rPr>
-        <w:t>Familiarization, Internalization, Articulation (FIA) Key Terms</w:t>
-      </w:r>
-      <w:r>
-        <w:rPr>
-          <w:lang w:val="zh_CN" w:bidi="zh_CN"/>
-        </w:rPr>
-        <w:t xml:space="preserve"> has been adapted in the following languages Tok Pisin, عربي, Français, हिंदी, Bahasa Indonesia, Português, Русский, Español, Kiswahili, 简体中文 from </w:t>
-      </w:r>
-      <w:r>
-        <w:rPr>
-          <w:lang w:val="zh_CN" w:bidi="zh_CN"/>
-        </w:rPr>
-        <w:t>Familiarization, Internalization, Articulation (FIA)</w:t>
-      </w:r>
-      <w:r>
-        <w:rPr>
-          <w:lang w:val="zh_CN" w:bidi="zh_CN"/>
-        </w:rPr>
-        <w:t xml:space="preserve"> © 2023 SRV Partners. Released under CC BY-SA 4.0 license by Mission Mutual</w:t>
-      </w:r>
-      <w:r>
-        <w:rPr>
-          <w:lang w:val="zh_CN" w:bidi="zh_CN"/>
-        </w:rPr>
+        <w:t>Familiarization, Internalization, Articulation (Fia) Terms</w:t>
+      </w:r>
+      <w:r>
+        <w:rPr>
+          <w:lang w:val="zh_CN" w:bidi="zh_CN"/>
+        </w:rPr>
+        <w:t xml:space="preserve"> (Chinese (Simplified)) is based on: </w:t>
+      </w:r>
+      <w:r>
+        <w:rPr>
+          <w:lang w:val="zh_CN" w:bidi="zh_CN"/>
+        </w:rPr>
+        <w:t>Familiarization, Internalization, Articulation (Fia) Terms</w:t>
+      </w:r>
+      <w:r>
+        <w:rPr>
+          <w:lang w:val="zh_CN" w:bidi="zh_CN"/>
+        </w:rPr>
+        <w:t xml:space="preserve">, </w:t>
+      </w:r>
+      <w:hyperlink r:id="rId13">
+        <w:r>
+          <w:rPr>
+            <w:lang w:val="zh_CN" w:bidi="zh_CN"/>
+          </w:rPr>
+          <w:rPr>
+            <w:color w:val="0000EE"/>
+            <w:u w:val="single"/>
+          </w:rPr>
+          <w:t>SRV Partners</w:t>
+        </w:r>
+      </w:hyperlink>
+      <w:r>
+        <w:rPr>
+          <w:lang w:val="zh_CN" w:bidi="zh_CN"/>
+        </w:rPr>
+        <w:t xml:space="preserve">, 2023, which is licensed under a </w:t>
+      </w:r>
+      <w:hyperlink r:id="rId14">
+        <w:r>
+          <w:rPr>
+            <w:lang w:val="zh_CN" w:bidi="zh_CN"/>
+          </w:rPr>
+          <w:rPr>
+            <w:color w:val="0000EE"/>
+            <w:u w:val="single"/>
+          </w:rPr>
+          <w:t>CC BY-SA 4.0 license</w:t>
+        </w:r>
+      </w:hyperlink>
+      <w:r>
+        <w:rPr>
+          <w:lang w:val="zh_CN" w:bidi="zh_CN"/>
+        </w:rPr>
+        <w:t>.</w:t>
       </w:r>
       <w:r>
         <w:rPr>
@@ -83,6 +102,30 @@
       </w:r>
     </w:p>
     <w:p>
+      <w:pPr/>
+      <w:r>
+        <w:rPr>
+          <w:lang w:val="zh_CN" w:bidi="zh_CN"/>
+        </w:rPr>
+      </w:r>
+      <w:r>
+        <w:rPr>
+          <w:lang w:val="zh_CN" w:bidi="zh_CN"/>
+        </w:rPr>
+        <w:t>This PDF version is provided under the same license.</w:t>
+      </w:r>
+      <w:r>
+        <w:rPr>
+          <w:lang w:val="zh_CN" w:bidi="zh_CN"/>
+        </w:rPr>
+      </w:r>
+      <w:r>
+        <w:rPr>
+          <w:lang w:val="zh_CN" w:bidi="zh_CN"/>
+        </w:rPr>
+      </w:r>
+    </w:p>
+    <w:p>
       <w:pPr>
         <w:pStyle w:val="Heading1"/>
       </w:pPr>
@@ -90,7 +133,7 @@
         <w:rPr>
           <w:lang w:val="zh_CN" w:bidi="zh_CN"/>
         </w:rPr>
-        <w:t>关键词 (SRV)</w:t>
+        <w:t>Familiarization, Internalization, Articulation (Fia) Terms</w:t>
       </w:r>
     </w:p>
     <w:p>
@@ -224,12 +267,18 @@
         </w:rPr>
         <w:t>是</w:t>
       </w:r>
-      <w:r>
-        <w:rPr>
-          <w:lang w:val="zh_CN" w:bidi="zh_CN"/>
-        </w:rPr>
-        <w:t>以色列</w:t>
-      </w:r>
+      <w:hyperlink r:id="rId15">
+        <w:r>
+          <w:rPr>
+            <w:lang w:val="zh_CN" w:bidi="zh_CN"/>
+          </w:rPr>
+          <w:rPr>
+            <w:color w:val="0000EE"/>
+            <w:u w:val="single"/>
+          </w:rPr>
+          <w:t>以色列</w:t>
+        </w:r>
+      </w:hyperlink>
       <w:r>
         <w:rPr>
           <w:lang w:val="zh_CN" w:bidi="zh_CN"/>
@@ -250,48 +299,72 @@
         </w:rPr>
         <w:t>在耶稣时代，以色列不是一个独立的</w:t>
       </w:r>
-      <w:r>
-        <w:rPr>
-          <w:lang w:val="zh_CN" w:bidi="zh_CN"/>
-        </w:rPr>
-        <w:t>国</w:t>
-      </w:r>
+      <w:hyperlink r:id="rId16">
+        <w:r>
+          <w:rPr>
+            <w:lang w:val="zh_CN" w:bidi="zh_CN"/>
+          </w:rPr>
+          <w:rPr>
+            <w:color w:val="0000EE"/>
+            <w:u w:val="single"/>
+          </w:rPr>
+          <w:t>国</w:t>
+        </w:r>
+      </w:hyperlink>
       <w:r>
         <w:rPr>
           <w:lang w:val="zh_CN" w:bidi="zh_CN"/>
         </w:rPr>
         <w:t xml:space="preserve">。 </w:t>
       </w:r>
-      <w:r>
-        <w:rPr>
-          <w:lang w:val="zh_CN" w:bidi="zh_CN"/>
-        </w:rPr>
-        <w:t>以色列人</w:t>
-      </w:r>
+      <w:hyperlink r:id="rId17">
+        <w:r>
+          <w:rPr>
+            <w:lang w:val="zh_CN" w:bidi="zh_CN"/>
+          </w:rPr>
+          <w:rPr>
+            <w:color w:val="0000EE"/>
+            <w:u w:val="single"/>
+          </w:rPr>
+          <w:t>以色列人</w:t>
+        </w:r>
+      </w:hyperlink>
       <w:r>
         <w:rPr>
           <w:lang w:val="zh_CN" w:bidi="zh_CN"/>
         </w:rPr>
         <w:t>被罗马人统治。 罗马人将以色列分成几个区域或省份。这些省份是南部的犹太，北部的</w:t>
       </w:r>
-      <w:r>
-        <w:rPr>
-          <w:lang w:val="zh_CN" w:bidi="zh_CN"/>
-        </w:rPr>
-        <w:t>加利利</w:t>
-      </w:r>
+      <w:hyperlink r:id="rId18">
+        <w:r>
+          <w:rPr>
+            <w:lang w:val="zh_CN" w:bidi="zh_CN"/>
+          </w:rPr>
+          <w:rPr>
+            <w:color w:val="0000EE"/>
+            <w:u w:val="single"/>
+          </w:rPr>
+          <w:t>加利利</w:t>
+        </w:r>
+      </w:hyperlink>
       <w:r>
         <w:rPr>
           <w:lang w:val="zh_CN" w:bidi="zh_CN"/>
         </w:rPr>
         <w:t>，中间的</w:t>
       </w:r>
-      <w:r>
-        <w:rPr>
-          <w:lang w:val="zh_CN" w:bidi="zh_CN"/>
-        </w:rPr>
-        <w:t>撒马利亚</w:t>
-      </w:r>
+      <w:hyperlink r:id="rId19">
+        <w:r>
+          <w:rPr>
+            <w:lang w:val="zh_CN" w:bidi="zh_CN"/>
+          </w:rPr>
+          <w:rPr>
+            <w:color w:val="0000EE"/>
+            <w:u w:val="single"/>
+          </w:rPr>
+          <w:t>撒马利亚</w:t>
+        </w:r>
+      </w:hyperlink>
       <w:r>
         <w:rPr>
           <w:lang w:val="zh_CN" w:bidi="zh_CN"/>
@@ -312,36 +385,54 @@
         </w:rPr>
         <w:t>犹太是最重要的城市</w:t>
       </w:r>
-      <w:r>
-        <w:rPr>
-          <w:lang w:val="zh_CN" w:bidi="zh_CN"/>
-        </w:rPr>
-        <w:t>耶路撒冷</w:t>
-      </w:r>
+      <w:hyperlink r:id="rId20">
+        <w:r>
+          <w:rPr>
+            <w:lang w:val="zh_CN" w:bidi="zh_CN"/>
+          </w:rPr>
+          <w:rPr>
+            <w:color w:val="0000EE"/>
+            <w:u w:val="single"/>
+          </w:rPr>
+          <w:t>耶路撒冷</w:t>
+        </w:r>
+      </w:hyperlink>
       <w:r>
         <w:rPr>
           <w:lang w:val="zh_CN" w:bidi="zh_CN"/>
         </w:rPr>
         <w:t>和神的</w:t>
       </w:r>
-      <w:r>
-        <w:rPr>
-          <w:lang w:val="zh_CN" w:bidi="zh_CN"/>
-        </w:rPr>
-        <w:t>圣殿</w:t>
-      </w:r>
+      <w:hyperlink r:id="rId21">
+        <w:r>
+          <w:rPr>
+            <w:lang w:val="zh_CN" w:bidi="zh_CN"/>
+          </w:rPr>
+          <w:rPr>
+            <w:color w:val="0000EE"/>
+            <w:u w:val="single"/>
+          </w:rPr>
+          <w:t>圣殿</w:t>
+        </w:r>
+      </w:hyperlink>
       <w:r>
         <w:rPr>
           <w:lang w:val="zh_CN" w:bidi="zh_CN"/>
         </w:rPr>
         <w:t>的所在地。 犹太的人经常认为他们是比加利利的人更好的</w:t>
       </w:r>
-      <w:r>
-        <w:rPr>
-          <w:lang w:val="zh_CN" w:bidi="zh_CN"/>
-        </w:rPr>
-        <w:t>犹太人</w:t>
-      </w:r>
+      <w:hyperlink r:id="rId22">
+        <w:r>
+          <w:rPr>
+            <w:lang w:val="zh_CN" w:bidi="zh_CN"/>
+          </w:rPr>
+          <w:rPr>
+            <w:color w:val="0000EE"/>
+            <w:u w:val="single"/>
+          </w:rPr>
+          <w:t>犹太人</w:t>
+        </w:r>
+      </w:hyperlink>
       <w:r>
         <w:rPr>
           <w:lang w:val="zh_CN" w:bidi="zh_CN"/>
@@ -402,12 +493,23 @@
         <w:rPr>
           <w:lang w:val="zh_CN" w:bidi="zh_CN"/>
         </w:rPr>
-        <w:t>油灯</w:t>
-      </w:r>
-      <w:r>
-        <w:rPr>
-          <w:lang w:val="zh_CN" w:bidi="zh_CN"/>
-        </w:rPr>
+        <w:t>犹大（旧约）犹太（新约）</w:t>
+      </w:r>
+      <w:r>
+        <w:rPr>
+          <w:lang w:val="zh_CN" w:bidi="zh_CN"/>
+        </w:rPr>
+      </w:r>
+    </w:p>
+    <w:p>
+      <w:pPr>
+        <w:pStyle w:val="Heading4"/>
+      </w:pPr>
+      <w:r>
+        <w:rPr>
+          <w:lang w:val="zh_CN" w:bidi="zh_CN"/>
+        </w:rPr>
+        <w:t>Audio Content</w:t>
       </w:r>
     </w:p>
     <w:p>
@@ -417,30 +519,33 @@
           <w:lang w:val="zh_CN" w:bidi="zh_CN"/>
         </w:rPr>
       </w:r>
-      <w:r>
-        <w:rPr>
-          <w:lang w:val="zh_CN" w:bidi="zh_CN"/>
-        </w:rPr>
-        <w:t>以色列人</w:t>
-      </w:r>
-      <w:r>
-        <w:rPr>
-          <w:lang w:val="zh_CN" w:bidi="zh_CN"/>
-        </w:rPr>
-        <w:t>使用</w:t>
-      </w:r>
-      <w:r>
-        <w:rPr>
-          <w:b/>
-          <w:lang w:val="zh_CN" w:bidi="zh_CN"/>
-        </w:rPr>
-        <w:t>油灯</w:t>
-      </w:r>
-      <w:r>
-        <w:rPr>
-          <w:lang w:val="zh_CN" w:bidi="zh_CN"/>
-        </w:rPr>
-        <w:t>来帮助他们在黑暗中看见东西。 人们用粘土制成灯，然后在烤箱中烧粘土，使其变得坚硬。 人们也可以用石头切出灯。 许多油灯看起来就像有人把碗的边缘捏在一起，但其它油灯则更加精巧。 人们把油放进碗中。 通常这是橄榄油，是来自橄榄树的果实。 然后人们把一块布放进碗中：一端位于油里面，另一端位于灯的边缘。 这个布条被称为灯芯。 灯芯会吸收油。 然后人们会点燃灯芯。 只要有油，灯就会一直燃烧，或者直到灯芯被完全烧毁。</w:t>
+      <w:hyperlink r:id="rId23">
+        <w:r>
+          <w:rPr>
+            <w:lang w:val="zh_CN" w:bidi="zh_CN"/>
+          </w:rPr>
+          <w:rPr>
+            <w:color w:val="0000EE"/>
+            <w:u w:val="single"/>
+          </w:rPr>
+          <w:t>mp3 file</w:t>
+        </w:r>
+      </w:hyperlink>
+      <w:r>
+        <w:rPr>
+          <w:lang w:val="zh_CN" w:bidi="zh_CN"/>
+        </w:rPr>
+        <w:t xml:space="preserve"> (None KB)</w:t>
+      </w:r>
+      <w:r>
+        <w:rPr>
+          <w:lang w:val="zh_CN" w:bidi="zh_CN"/>
+        </w:rPr>
+      </w:r>
+      <w:r>
+        <w:rPr>
+          <w:lang w:val="zh_CN" w:bidi="zh_CN"/>
+        </w:rPr>
       </w:r>
     </w:p>
     <w:p>
@@ -450,11 +555,21 @@
           <w:lang w:val="zh_CN" w:bidi="zh_CN"/>
         </w:rPr>
       </w:r>
-      <w:r>
-        <w:rPr>
-          <w:lang w:val="zh_CN" w:bidi="zh_CN"/>
-        </w:rPr>
-        <w:t>在房子里面，人们会把油灯放在灯架上，这样灯就会更高，发出更多的光线。</w:t>
+    </w:p>
+    <w:p>
+      <w:pPr>
+        <w:pStyle w:val="Heading2"/>
+      </w:pPr>
+      <w:r>
+        <w:rPr>
+          <w:lang w:val="zh_CN" w:bidi="zh_CN"/>
+        </w:rPr>
+        <w:t>油灯</w:t>
+      </w:r>
+      <w:r>
+        <w:rPr>
+          <w:lang w:val="zh_CN" w:bidi="zh_CN"/>
+        </w:rPr>
       </w:r>
     </w:p>
     <w:p>
@@ -464,11 +579,135 @@
           <w:lang w:val="zh_CN" w:bidi="zh_CN"/>
         </w:rPr>
       </w:r>
+      <w:hyperlink r:id="rId15">
+        <w:r>
+          <w:rPr>
+            <w:lang w:val="zh_CN" w:bidi="zh_CN"/>
+          </w:rPr>
+          <w:rPr>
+            <w:color w:val="0000EE"/>
+            <w:u w:val="single"/>
+          </w:rPr>
+          <w:t>以色列人</w:t>
+        </w:r>
+      </w:hyperlink>
+      <w:r>
+        <w:rPr>
+          <w:lang w:val="zh_CN" w:bidi="zh_CN"/>
+        </w:rPr>
+        <w:t>使用</w:t>
+      </w:r>
+      <w:r>
+        <w:rPr>
+          <w:b/>
+          <w:lang w:val="zh_CN" w:bidi="zh_CN"/>
+        </w:rPr>
+        <w:t>油灯</w:t>
+      </w:r>
+      <w:r>
+        <w:rPr>
+          <w:lang w:val="zh_CN" w:bidi="zh_CN"/>
+        </w:rPr>
+        <w:t>来帮助他们在黑暗中看见东西。 人们用粘土制成灯，然后在烤箱中烧粘土，使其变得坚硬。 人们也可以用石头切出灯。 许多油灯看起来就像有人把碗的边缘捏在一起，但其它油灯则更加精巧。 人们把油放进碗中。 通常这是橄榄油，是来自橄榄树的果实。 然后人们把一块布放进碗中：一端位于油里面，另一端位于灯的边缘。 这个布条被称为灯芯。 灯芯会吸收油。 然后人们会点燃灯芯。 只要有油，灯就会一直燃烧，或者直到灯芯被完全烧毁。</w:t>
+      </w:r>
+    </w:p>
+    <w:p>
+      <w:pPr/>
+      <w:r>
+        <w:rPr>
+          <w:lang w:val="zh_CN" w:bidi="zh_CN"/>
+        </w:rPr>
+      </w:r>
+      <w:r>
+        <w:rPr>
+          <w:lang w:val="zh_CN" w:bidi="zh_CN"/>
+        </w:rPr>
+        <w:t>在房子里面，人们会把油灯放在灯架上，这样灯就会更高，发出更多的光线。</w:t>
+      </w:r>
+    </w:p>
+    <w:p>
+      <w:pPr/>
+      <w:r>
+        <w:rPr>
+          <w:lang w:val="zh_CN" w:bidi="zh_CN"/>
+        </w:rPr>
+      </w:r>
       <w:r>
         <w:rPr>
           <w:lang w:val="zh_CN" w:bidi="zh_CN"/>
         </w:rPr>
         <w:t>你可能会想要看一些油灯的图片。</w:t>
+      </w:r>
+      <w:r>
+        <w:rPr>
+          <w:lang w:val="zh_CN" w:bidi="zh_CN"/>
+        </w:rPr>
+      </w:r>
+      <w:r>
+        <w:rPr>
+          <w:lang w:val="zh_CN" w:bidi="zh_CN"/>
+        </w:rPr>
+      </w:r>
+    </w:p>
+    <w:p>
+      <w:pPr/>
+      <w:r>
+        <w:rPr>
+          <w:lang w:val="zh_CN" w:bidi="zh_CN"/>
+        </w:rPr>
+      </w:r>
+    </w:p>
+    <w:p>
+      <w:pPr>
+        <w:pStyle w:val="Heading2"/>
+      </w:pPr>
+      <w:r>
+        <w:rPr>
+          <w:lang w:val="zh_CN" w:bidi="zh_CN"/>
+        </w:rPr>
+        <w:t>油灯</w:t>
+      </w:r>
+      <w:r>
+        <w:rPr>
+          <w:lang w:val="zh_CN" w:bidi="zh_CN"/>
+        </w:rPr>
+      </w:r>
+    </w:p>
+    <w:p>
+      <w:pPr>
+        <w:pStyle w:val="Heading4"/>
+      </w:pPr>
+      <w:r>
+        <w:rPr>
+          <w:lang w:val="zh_CN" w:bidi="zh_CN"/>
+        </w:rPr>
+        <w:t>Audio Content</w:t>
+      </w:r>
+    </w:p>
+    <w:p>
+      <w:pPr/>
+      <w:r>
+        <w:rPr>
+          <w:lang w:val="zh_CN" w:bidi="zh_CN"/>
+        </w:rPr>
+      </w:r>
+      <w:hyperlink r:id="rId23">
+        <w:r>
+          <w:rPr>
+            <w:lang w:val="zh_CN" w:bidi="zh_CN"/>
+          </w:rPr>
+          <w:rPr>
+            <w:color w:val="0000EE"/>
+            <w:u w:val="single"/>
+          </w:rPr>
+          <w:t>mp3 file</w:t>
+        </w:r>
+      </w:hyperlink>
+      <w:r>
+        <w:rPr>
+          <w:lang w:val="zh_CN" w:bidi="zh_CN"/>
+        </w:rPr>
+        <w:t xml:space="preserve"> (None KB)</w:t>
       </w:r>
       <w:r>
         <w:rPr>

--- a/zhs/docx/082.content.docx
+++ b/zhs/docx/082.content.docx
@@ -39,80 +39,37 @@
           <w:b/>
           <w:lang w:val="zh_CN" w:bidi="zh_CN"/>
         </w:rPr>
-        <w:t>Familiarization, Internalization, Articulation (Fia) Terms</w:t>
-      </w:r>
-      <w:r>
-        <w:rPr>
-          <w:lang w:val="zh_CN" w:bidi="zh_CN"/>
-        </w:rPr>
-        <w:t xml:space="preserve"> (Chinese (Simplified)) is based on: </w:t>
-      </w:r>
-      <w:r>
-        <w:rPr>
-          <w:lang w:val="zh_CN" w:bidi="zh_CN"/>
-        </w:rPr>
-        <w:t>Familiarization, Internalization, Articulation (Fia) Terms</w:t>
-      </w:r>
-      <w:r>
-        <w:rPr>
-          <w:lang w:val="zh_CN" w:bidi="zh_CN"/>
-        </w:rPr>
-        <w:t xml:space="preserve">, </w:t>
-      </w:r>
-      <w:hyperlink r:id="rId13">
-        <w:r>
-          <w:rPr>
-            <w:lang w:val="zh_CN" w:bidi="zh_CN"/>
-          </w:rPr>
-          <w:rPr>
-            <w:color w:val="0000EE"/>
-            <w:u w:val="single"/>
-          </w:rPr>
-          <w:t>SRV Partners</w:t>
-        </w:r>
-      </w:hyperlink>
-      <w:r>
-        <w:rPr>
-          <w:lang w:val="zh_CN" w:bidi="zh_CN"/>
-        </w:rPr>
-        <w:t xml:space="preserve">, 2023, which is licensed under a </w:t>
-      </w:r>
-      <w:hyperlink r:id="rId14">
-        <w:r>
-          <w:rPr>
-            <w:lang w:val="zh_CN" w:bidi="zh_CN"/>
-          </w:rPr>
-          <w:rPr>
-            <w:color w:val="0000EE"/>
-            <w:u w:val="single"/>
-          </w:rPr>
-          <w:t>CC BY-SA 4.0 license</w:t>
-        </w:r>
-      </w:hyperlink>
-      <w:r>
-        <w:rPr>
-          <w:lang w:val="zh_CN" w:bidi="zh_CN"/>
-        </w:rPr>
-        <w:t>.</w:t>
-      </w:r>
-      <w:r>
-        <w:rPr>
-          <w:lang w:val="zh_CN" w:bidi="zh_CN"/>
-        </w:rPr>
-      </w:r>
-    </w:p>
-    <w:p>
-      <w:pPr/>
-      <w:r>
-        <w:rPr>
-          <w:lang w:val="zh_CN" w:bidi="zh_CN"/>
-        </w:rPr>
-      </w:r>
-      <w:r>
-        <w:rPr>
-          <w:lang w:val="zh_CN" w:bidi="zh_CN"/>
-        </w:rPr>
-        <w:t>This PDF version is provided under the same license.</w:t>
+        <w:t>Familiarization, Internalization, Articulation (FIA) Key Terms</w:t>
+      </w:r>
+      <w:r>
+        <w:rPr>
+          <w:lang w:val="zh_CN" w:bidi="zh_CN"/>
+        </w:rPr>
+        <w:t xml:space="preserve"> © 2023 SRV Partners Released under CC BY-SA 4.0 license. </w:t>
+      </w:r>
+      <w:r>
+        <w:rPr>
+          <w:lang w:val="zh_CN" w:bidi="zh_CN"/>
+        </w:rPr>
+        <w:t>Familiarization, Internalization, Articulation (FIA) Key Terms</w:t>
+      </w:r>
+      <w:r>
+        <w:rPr>
+          <w:lang w:val="zh_CN" w:bidi="zh_CN"/>
+        </w:rPr>
+        <w:t xml:space="preserve"> has been adapted in the following languages Tok Pisin, عربي, Français, हिंदी, Bahasa Indonesia, Português, Русский, Español, Kiswahili, 简体中文 from </w:t>
+      </w:r>
+      <w:r>
+        <w:rPr>
+          <w:lang w:val="zh_CN" w:bidi="zh_CN"/>
+        </w:rPr>
+        <w:t>Familiarization, Internalization, Articulation (FIA)</w:t>
+      </w:r>
+      <w:r>
+        <w:rPr>
+          <w:lang w:val="zh_CN" w:bidi="zh_CN"/>
+        </w:rPr>
+        <w:t xml:space="preserve"> © 2023 SRV Partners. Released under CC BY-SA 4.0 license by Mission Mutual</w:t>
       </w:r>
       <w:r>
         <w:rPr>
@@ -267,7 +224,7 @@
         </w:rPr>
         <w:t>是</w:t>
       </w:r>
-      <w:hyperlink r:id="rId15">
+      <w:hyperlink r:id="rId13">
         <w:r>
           <w:rPr>
             <w:lang w:val="zh_CN" w:bidi="zh_CN"/>
@@ -299,7 +256,7 @@
         </w:rPr>
         <w:t>在耶稣时代，以色列不是一个独立的</w:t>
       </w:r>
-      <w:hyperlink r:id="rId16">
+      <w:hyperlink r:id="rId14">
         <w:r>
           <w:rPr>
             <w:lang w:val="zh_CN" w:bidi="zh_CN"/>
@@ -316,268 +273,6 @@
           <w:lang w:val="zh_CN" w:bidi="zh_CN"/>
         </w:rPr>
         <w:t xml:space="preserve">。 </w:t>
-      </w:r>
-      <w:hyperlink r:id="rId17">
-        <w:r>
-          <w:rPr>
-            <w:lang w:val="zh_CN" w:bidi="zh_CN"/>
-          </w:rPr>
-          <w:rPr>
-            <w:color w:val="0000EE"/>
-            <w:u w:val="single"/>
-          </w:rPr>
-          <w:t>以色列人</w:t>
-        </w:r>
-      </w:hyperlink>
-      <w:r>
-        <w:rPr>
-          <w:lang w:val="zh_CN" w:bidi="zh_CN"/>
-        </w:rPr>
-        <w:t>被罗马人统治。 罗马人将以色列分成几个区域或省份。这些省份是南部的犹太，北部的</w:t>
-      </w:r>
-      <w:hyperlink r:id="rId18">
-        <w:r>
-          <w:rPr>
-            <w:lang w:val="zh_CN" w:bidi="zh_CN"/>
-          </w:rPr>
-          <w:rPr>
-            <w:color w:val="0000EE"/>
-            <w:u w:val="single"/>
-          </w:rPr>
-          <w:t>加利利</w:t>
-        </w:r>
-      </w:hyperlink>
-      <w:r>
-        <w:rPr>
-          <w:lang w:val="zh_CN" w:bidi="zh_CN"/>
-        </w:rPr>
-        <w:t>，中间的</w:t>
-      </w:r>
-      <w:hyperlink r:id="rId19">
-        <w:r>
-          <w:rPr>
-            <w:lang w:val="zh_CN" w:bidi="zh_CN"/>
-          </w:rPr>
-          <w:rPr>
-            <w:color w:val="0000EE"/>
-            <w:u w:val="single"/>
-          </w:rPr>
-          <w:t>撒马利亚</w:t>
-        </w:r>
-      </w:hyperlink>
-      <w:r>
-        <w:rPr>
-          <w:lang w:val="zh_CN" w:bidi="zh_CN"/>
-        </w:rPr>
-        <w:t>。</w:t>
-      </w:r>
-    </w:p>
-    <w:p>
-      <w:pPr/>
-      <w:r>
-        <w:rPr>
-          <w:lang w:val="zh_CN" w:bidi="zh_CN"/>
-        </w:rPr>
-      </w:r>
-      <w:r>
-        <w:rPr>
-          <w:lang w:val="zh_CN" w:bidi="zh_CN"/>
-        </w:rPr>
-        <w:t>犹太是最重要的城市</w:t>
-      </w:r>
-      <w:hyperlink r:id="rId20">
-        <w:r>
-          <w:rPr>
-            <w:lang w:val="zh_CN" w:bidi="zh_CN"/>
-          </w:rPr>
-          <w:rPr>
-            <w:color w:val="0000EE"/>
-            <w:u w:val="single"/>
-          </w:rPr>
-          <w:t>耶路撒冷</w:t>
-        </w:r>
-      </w:hyperlink>
-      <w:r>
-        <w:rPr>
-          <w:lang w:val="zh_CN" w:bidi="zh_CN"/>
-        </w:rPr>
-        <w:t>和神的</w:t>
-      </w:r>
-      <w:hyperlink r:id="rId21">
-        <w:r>
-          <w:rPr>
-            <w:lang w:val="zh_CN" w:bidi="zh_CN"/>
-          </w:rPr>
-          <w:rPr>
-            <w:color w:val="0000EE"/>
-            <w:u w:val="single"/>
-          </w:rPr>
-          <w:t>圣殿</w:t>
-        </w:r>
-      </w:hyperlink>
-      <w:r>
-        <w:rPr>
-          <w:lang w:val="zh_CN" w:bidi="zh_CN"/>
-        </w:rPr>
-        <w:t>的所在地。 犹太的人经常认为他们是比加利利的人更好的</w:t>
-      </w:r>
-      <w:hyperlink r:id="rId22">
-        <w:r>
-          <w:rPr>
-            <w:lang w:val="zh_CN" w:bidi="zh_CN"/>
-          </w:rPr>
-          <w:rPr>
-            <w:color w:val="0000EE"/>
-            <w:u w:val="single"/>
-          </w:rPr>
-          <w:t>犹太人</w:t>
-        </w:r>
-      </w:hyperlink>
-      <w:r>
-        <w:rPr>
-          <w:lang w:val="zh_CN" w:bidi="zh_CN"/>
-        </w:rPr>
-        <w:t>。 他们看不起加利利人，认为他们没有受过教育，粗鲁无礼。 犹太</w:t>
-      </w:r>
-      <w:r>
-        <w:rPr>
-          <w:i/>
-          <w:lang w:val="zh_CN" w:bidi="zh_CN"/>
-        </w:rPr>
-        <w:t>和</w:t>
-      </w:r>
-      <w:r>
-        <w:rPr>
-          <w:lang w:val="zh_CN" w:bidi="zh_CN"/>
-        </w:rPr>
-        <w:t>加利利的人看不起撒马利亚人，他们认为撒马利亚人根本不是犹太人。</w:t>
-      </w:r>
-    </w:p>
-    <w:p>
-      <w:pPr/>
-      <w:r>
-        <w:rPr>
-          <w:lang w:val="zh_CN" w:bidi="zh_CN"/>
-        </w:rPr>
-      </w:r>
-      <w:r>
-        <w:rPr>
-          <w:lang w:val="zh_CN" w:bidi="zh_CN"/>
-        </w:rPr>
-        <w:t>新约中的犹太地区在旧约中被称为犹大。</w:t>
-      </w:r>
-      <w:r>
-        <w:rPr>
-          <w:lang w:val="zh_CN" w:bidi="zh_CN"/>
-        </w:rPr>
-      </w:r>
-      <w:r>
-        <w:rPr>
-          <w:lang w:val="zh_CN" w:bidi="zh_CN"/>
-        </w:rPr>
-      </w:r>
-    </w:p>
-    <w:p>
-      <w:pPr/>
-      <w:r>
-        <w:rPr>
-          <w:lang w:val="zh_CN" w:bidi="zh_CN"/>
-        </w:rPr>
-      </w:r>
-    </w:p>
-    <w:p>
-      <w:pPr>
-        <w:pStyle w:val="Heading2"/>
-      </w:pPr>
-      <w:r>
-        <w:rPr>
-          <w:lang w:val="zh_CN" w:bidi="zh_CN"/>
-        </w:rPr>
-        <w:t>犹大（旧约）犹太（新约）</w:t>
-      </w:r>
-      <w:r>
-        <w:rPr>
-          <w:lang w:val="zh_CN" w:bidi="zh_CN"/>
-        </w:rPr>
-      </w:r>
-    </w:p>
-    <w:p>
-      <w:pPr>
-        <w:pStyle w:val="Heading4"/>
-      </w:pPr>
-      <w:r>
-        <w:rPr>
-          <w:lang w:val="zh_CN" w:bidi="zh_CN"/>
-        </w:rPr>
-        <w:t>Audio Content</w:t>
-      </w:r>
-    </w:p>
-    <w:p>
-      <w:pPr/>
-      <w:r>
-        <w:rPr>
-          <w:lang w:val="zh_CN" w:bidi="zh_CN"/>
-        </w:rPr>
-      </w:r>
-      <w:hyperlink r:id="rId23">
-        <w:r>
-          <w:rPr>
-            <w:lang w:val="zh_CN" w:bidi="zh_CN"/>
-          </w:rPr>
-          <w:rPr>
-            <w:color w:val="0000EE"/>
-            <w:u w:val="single"/>
-          </w:rPr>
-          <w:t>mp3 file</w:t>
-        </w:r>
-      </w:hyperlink>
-      <w:r>
-        <w:rPr>
-          <w:lang w:val="zh_CN" w:bidi="zh_CN"/>
-        </w:rPr>
-        <w:t xml:space="preserve"> (None KB)</w:t>
-      </w:r>
-      <w:r>
-        <w:rPr>
-          <w:lang w:val="zh_CN" w:bidi="zh_CN"/>
-        </w:rPr>
-      </w:r>
-      <w:r>
-        <w:rPr>
-          <w:lang w:val="zh_CN" w:bidi="zh_CN"/>
-        </w:rPr>
-      </w:r>
-    </w:p>
-    <w:p>
-      <w:pPr/>
-      <w:r>
-        <w:rPr>
-          <w:lang w:val="zh_CN" w:bidi="zh_CN"/>
-        </w:rPr>
-      </w:r>
-    </w:p>
-    <w:p>
-      <w:pPr>
-        <w:pStyle w:val="Heading2"/>
-      </w:pPr>
-      <w:r>
-        <w:rPr>
-          <w:lang w:val="zh_CN" w:bidi="zh_CN"/>
-        </w:rPr>
-        <w:t>油灯</w:t>
-      </w:r>
-      <w:r>
-        <w:rPr>
-          <w:lang w:val="zh_CN" w:bidi="zh_CN"/>
-        </w:rPr>
-      </w:r>
-    </w:p>
-    <w:p>
-      <w:pPr/>
-      <w:r>
-        <w:rPr>
-          <w:lang w:val="zh_CN" w:bidi="zh_CN"/>
-        </w:rPr>
       </w:r>
       <w:hyperlink r:id="rId15">
         <w:r>
@@ -595,20 +290,43 @@
         <w:rPr>
           <w:lang w:val="zh_CN" w:bidi="zh_CN"/>
         </w:rPr>
-        <w:t>使用</w:t>
-      </w:r>
-      <w:r>
-        <w:rPr>
-          <w:b/>
-          <w:lang w:val="zh_CN" w:bidi="zh_CN"/>
-        </w:rPr>
-        <w:t>油灯</w:t>
-      </w:r>
-      <w:r>
-        <w:rPr>
-          <w:lang w:val="zh_CN" w:bidi="zh_CN"/>
-        </w:rPr>
-        <w:t>来帮助他们在黑暗中看见东西。 人们用粘土制成灯，然后在烤箱中烧粘土，使其变得坚硬。 人们也可以用石头切出灯。 许多油灯看起来就像有人把碗的边缘捏在一起，但其它油灯则更加精巧。 人们把油放进碗中。 通常这是橄榄油，是来自橄榄树的果实。 然后人们把一块布放进碗中：一端位于油里面，另一端位于灯的边缘。 这个布条被称为灯芯。 灯芯会吸收油。 然后人们会点燃灯芯。 只要有油，灯就会一直燃烧，或者直到灯芯被完全烧毁。</w:t>
+        <w:t>被罗马人统治。 罗马人将以色列分成几个区域或省份。这些省份是南部的犹太，北部的</w:t>
+      </w:r>
+      <w:hyperlink r:id="rId16">
+        <w:r>
+          <w:rPr>
+            <w:lang w:val="zh_CN" w:bidi="zh_CN"/>
+          </w:rPr>
+          <w:rPr>
+            <w:color w:val="0000EE"/>
+            <w:u w:val="single"/>
+          </w:rPr>
+          <w:t>加利利</w:t>
+        </w:r>
+      </w:hyperlink>
+      <w:r>
+        <w:rPr>
+          <w:lang w:val="zh_CN" w:bidi="zh_CN"/>
+        </w:rPr>
+        <w:t>，中间的</w:t>
+      </w:r>
+      <w:hyperlink r:id="rId17">
+        <w:r>
+          <w:rPr>
+            <w:lang w:val="zh_CN" w:bidi="zh_CN"/>
+          </w:rPr>
+          <w:rPr>
+            <w:color w:val="0000EE"/>
+            <w:u w:val="single"/>
+          </w:rPr>
+          <w:t>撒马利亚</w:t>
+        </w:r>
+      </w:hyperlink>
+      <w:r>
+        <w:rPr>
+          <w:lang w:val="zh_CN" w:bidi="zh_CN"/>
+        </w:rPr>
+        <w:t>。</w:t>
       </w:r>
     </w:p>
     <w:p>
@@ -622,7 +340,74 @@
         <w:rPr>
           <w:lang w:val="zh_CN" w:bidi="zh_CN"/>
         </w:rPr>
-        <w:t>在房子里面，人们会把油灯放在灯架上，这样灯就会更高，发出更多的光线。</w:t>
+        <w:t>犹太是最重要的城市</w:t>
+      </w:r>
+      <w:hyperlink r:id="rId18">
+        <w:r>
+          <w:rPr>
+            <w:lang w:val="zh_CN" w:bidi="zh_CN"/>
+          </w:rPr>
+          <w:rPr>
+            <w:color w:val="0000EE"/>
+            <w:u w:val="single"/>
+          </w:rPr>
+          <w:t>耶路撒冷</w:t>
+        </w:r>
+      </w:hyperlink>
+      <w:r>
+        <w:rPr>
+          <w:lang w:val="zh_CN" w:bidi="zh_CN"/>
+        </w:rPr>
+        <w:t>和神的</w:t>
+      </w:r>
+      <w:hyperlink r:id="rId19">
+        <w:r>
+          <w:rPr>
+            <w:lang w:val="zh_CN" w:bidi="zh_CN"/>
+          </w:rPr>
+          <w:rPr>
+            <w:color w:val="0000EE"/>
+            <w:u w:val="single"/>
+          </w:rPr>
+          <w:t>圣殿</w:t>
+        </w:r>
+      </w:hyperlink>
+      <w:r>
+        <w:rPr>
+          <w:lang w:val="zh_CN" w:bidi="zh_CN"/>
+        </w:rPr>
+        <w:t>的所在地。 犹太的人经常认为他们是比加利利的人更好的</w:t>
+      </w:r>
+      <w:hyperlink r:id="rId20">
+        <w:r>
+          <w:rPr>
+            <w:lang w:val="zh_CN" w:bidi="zh_CN"/>
+          </w:rPr>
+          <w:rPr>
+            <w:color w:val="0000EE"/>
+            <w:u w:val="single"/>
+          </w:rPr>
+          <w:t>犹太人</w:t>
+        </w:r>
+      </w:hyperlink>
+      <w:r>
+        <w:rPr>
+          <w:lang w:val="zh_CN" w:bidi="zh_CN"/>
+        </w:rPr>
+        <w:t>。 他们看不起加利利人，认为他们没有受过教育，粗鲁无礼。 犹太</w:t>
+      </w:r>
+      <w:r>
+        <w:rPr>
+          <w:i/>
+          <w:lang w:val="zh_CN" w:bidi="zh_CN"/>
+        </w:rPr>
+        <w:t>和</w:t>
+      </w:r>
+      <w:r>
+        <w:rPr>
+          <w:lang w:val="zh_CN" w:bidi="zh_CN"/>
+        </w:rPr>
+        <w:t>加利利的人看不起撒马利亚人，他们认为撒马利亚人根本不是犹太人。</w:t>
       </w:r>
     </w:p>
     <w:p>
@@ -636,7 +421,7 @@
         <w:rPr>
           <w:lang w:val="zh_CN" w:bidi="zh_CN"/>
         </w:rPr>
-        <w:t>你可能会想要看一些油灯的图片。</w:t>
+        <w:t>新约中的犹太地区在旧约中被称为犹大。</w:t>
       </w:r>
       <w:r>
         <w:rPr>
@@ -665,7 +450,7 @@
         <w:rPr>
           <w:lang w:val="zh_CN" w:bidi="zh_CN"/>
         </w:rPr>
-        <w:t>油灯</w:t>
+        <w:t>犹大（旧约）犹太（新约）</w:t>
       </w:r>
       <w:r>
         <w:rPr>
@@ -691,7 +476,179 @@
           <w:lang w:val="zh_CN" w:bidi="zh_CN"/>
         </w:rPr>
       </w:r>
-      <w:hyperlink r:id="rId23">
+      <w:hyperlink r:id="rId21">
+        <w:r>
+          <w:rPr>
+            <w:lang w:val="zh_CN" w:bidi="zh_CN"/>
+          </w:rPr>
+          <w:rPr>
+            <w:color w:val="0000EE"/>
+            <w:u w:val="single"/>
+          </w:rPr>
+          <w:t>mp3 file</w:t>
+        </w:r>
+      </w:hyperlink>
+      <w:r>
+        <w:rPr>
+          <w:lang w:val="zh_CN" w:bidi="zh_CN"/>
+        </w:rPr>
+        <w:t xml:space="preserve"> (None KB)</w:t>
+      </w:r>
+      <w:r>
+        <w:rPr>
+          <w:lang w:val="zh_CN" w:bidi="zh_CN"/>
+        </w:rPr>
+      </w:r>
+      <w:r>
+        <w:rPr>
+          <w:lang w:val="zh_CN" w:bidi="zh_CN"/>
+        </w:rPr>
+      </w:r>
+    </w:p>
+    <w:p>
+      <w:pPr/>
+      <w:r>
+        <w:rPr>
+          <w:lang w:val="zh_CN" w:bidi="zh_CN"/>
+        </w:rPr>
+      </w:r>
+    </w:p>
+    <w:p>
+      <w:pPr>
+        <w:pStyle w:val="Heading2"/>
+      </w:pPr>
+      <w:r>
+        <w:rPr>
+          <w:lang w:val="zh_CN" w:bidi="zh_CN"/>
+        </w:rPr>
+        <w:t>油灯</w:t>
+      </w:r>
+      <w:r>
+        <w:rPr>
+          <w:lang w:val="zh_CN" w:bidi="zh_CN"/>
+        </w:rPr>
+      </w:r>
+    </w:p>
+    <w:p>
+      <w:pPr/>
+      <w:r>
+        <w:rPr>
+          <w:lang w:val="zh_CN" w:bidi="zh_CN"/>
+        </w:rPr>
+      </w:r>
+      <w:hyperlink r:id="rId13">
+        <w:r>
+          <w:rPr>
+            <w:lang w:val="zh_CN" w:bidi="zh_CN"/>
+          </w:rPr>
+          <w:rPr>
+            <w:color w:val="0000EE"/>
+            <w:u w:val="single"/>
+          </w:rPr>
+          <w:t>以色列人</w:t>
+        </w:r>
+      </w:hyperlink>
+      <w:r>
+        <w:rPr>
+          <w:lang w:val="zh_CN" w:bidi="zh_CN"/>
+        </w:rPr>
+        <w:t>使用</w:t>
+      </w:r>
+      <w:r>
+        <w:rPr>
+          <w:b/>
+          <w:lang w:val="zh_CN" w:bidi="zh_CN"/>
+        </w:rPr>
+        <w:t>油灯</w:t>
+      </w:r>
+      <w:r>
+        <w:rPr>
+          <w:lang w:val="zh_CN" w:bidi="zh_CN"/>
+        </w:rPr>
+        <w:t>来帮助他们在黑暗中看见东西。 人们用粘土制成灯，然后在烤箱中烧粘土，使其变得坚硬。 人们也可以用石头切出灯。 许多油灯看起来就像有人把碗的边缘捏在一起，但其它油灯则更加精巧。 人们把油放进碗中。 通常这是橄榄油，是来自橄榄树的果实。 然后人们把一块布放进碗中：一端位于油里面，另一端位于灯的边缘。 这个布条被称为灯芯。 灯芯会吸收油。 然后人们会点燃灯芯。 只要有油，灯就会一直燃烧，或者直到灯芯被完全烧毁。</w:t>
+      </w:r>
+    </w:p>
+    <w:p>
+      <w:pPr/>
+      <w:r>
+        <w:rPr>
+          <w:lang w:val="zh_CN" w:bidi="zh_CN"/>
+        </w:rPr>
+      </w:r>
+      <w:r>
+        <w:rPr>
+          <w:lang w:val="zh_CN" w:bidi="zh_CN"/>
+        </w:rPr>
+        <w:t>在房子里面，人们会把油灯放在灯架上，这样灯就会更高，发出更多的光线。</w:t>
+      </w:r>
+    </w:p>
+    <w:p>
+      <w:pPr/>
+      <w:r>
+        <w:rPr>
+          <w:lang w:val="zh_CN" w:bidi="zh_CN"/>
+        </w:rPr>
+      </w:r>
+      <w:r>
+        <w:rPr>
+          <w:lang w:val="zh_CN" w:bidi="zh_CN"/>
+        </w:rPr>
+        <w:t>你可能会想要看一些油灯的图片。</w:t>
+      </w:r>
+      <w:r>
+        <w:rPr>
+          <w:lang w:val="zh_CN" w:bidi="zh_CN"/>
+        </w:rPr>
+      </w:r>
+      <w:r>
+        <w:rPr>
+          <w:lang w:val="zh_CN" w:bidi="zh_CN"/>
+        </w:rPr>
+      </w:r>
+    </w:p>
+    <w:p>
+      <w:pPr/>
+      <w:r>
+        <w:rPr>
+          <w:lang w:val="zh_CN" w:bidi="zh_CN"/>
+        </w:rPr>
+      </w:r>
+    </w:p>
+    <w:p>
+      <w:pPr>
+        <w:pStyle w:val="Heading2"/>
+      </w:pPr>
+      <w:r>
+        <w:rPr>
+          <w:lang w:val="zh_CN" w:bidi="zh_CN"/>
+        </w:rPr>
+        <w:t>油灯</w:t>
+      </w:r>
+      <w:r>
+        <w:rPr>
+          <w:lang w:val="zh_CN" w:bidi="zh_CN"/>
+        </w:rPr>
+      </w:r>
+    </w:p>
+    <w:p>
+      <w:pPr>
+        <w:pStyle w:val="Heading4"/>
+      </w:pPr>
+      <w:r>
+        <w:rPr>
+          <w:lang w:val="zh_CN" w:bidi="zh_CN"/>
+        </w:rPr>
+        <w:t>Audio Content</w:t>
+      </w:r>
+    </w:p>
+    <w:p>
+      <w:pPr/>
+      <w:r>
+        <w:rPr>
+          <w:lang w:val="zh_CN" w:bidi="zh_CN"/>
+        </w:rPr>
+      </w:r>
+      <w:hyperlink r:id="rId21">
         <w:r>
           <w:rPr>
             <w:lang w:val="zh_CN" w:bidi="zh_CN"/>

--- a/zhs/docx/082.content.docx
+++ b/zhs/docx/082.content.docx
@@ -45,7 +45,7 @@
         <w:rPr>
           <w:lang w:val="zh_CN" w:bidi="zh_CN"/>
         </w:rPr>
-        <w:t xml:space="preserve"> © 2023 SRV Partners Released under CC BY-SA 4.0 license. </w:t>
+        <w:t xml:space="preserve"> © 2025 Word Collective Released under CC BY-SA 4.0 license. </w:t>
       </w:r>
       <w:r>
         <w:rPr>
@@ -69,7 +69,7 @@
         <w:rPr>
           <w:lang w:val="zh_CN" w:bidi="zh_CN"/>
         </w:rPr>
-        <w:t xml:space="preserve"> © 2023 SRV Partners. Released under CC BY-SA 4.0 license by Mission Mutual</w:t>
+        <w:t xml:space="preserve"> © 2025 Word Collective. Released under CC BY-SA 4.0 license by Mission Mutual</w:t>
       </w:r>
       <w:r>
         <w:rPr>
